--- a/flow/20230914_vu_template/drafts/2024-11-g/01-ПТ-сщмч.Теодора Ромжі.docx
+++ b/flow/20230914_vu_template/drafts/2024-11-g/01-ПТ-сщмч.Теодора Ромжі.docx
@@ -4863,7 +4863,7 @@
           <w:szCs w:val="24"/>
           <w:rtl w:val="0"/>
         </w:rPr>
-        <w:t xml:space="preserve"> Хто ж Тебе не прославлятиме, Пресвята Діво? Або хто не оспівуватиме твого пречистого Різдва? Син бо єдинородний, що предвічно засяяв від Отця, той вийшов з Тебе, Чиста, воплотившись несказанно. Бувши з природи Богом, став задля нас правдивим людинаом; неподільний на дві особи, але пізнавальний у двох незлитих природах. Його моли, чиста Всеблаженна, щоб помилував душі наші.</w:t>
+        <w:t xml:space="preserve"> Хто ж Тебе не прославлятиме, Пресвята Діво? Або хто не оспівуватиме твого пречистого Різдва? Син бо єдинородний, що предвічно засяяв від Отця, той вийшов з Тебе, Чиста, воплотившись несказанно. Бувши з природи Богом, став задля нас правдивим чоловіком; неподільний на дві особи, але пізнавальний у двох незлитих природах. Його моли, чиста Всеблаженна, щоб помилував душі наші.</w:t>
       </w:r>
     </w:p>
     <w:p>
@@ -8992,7 +8992,7 @@
           <w:szCs w:val="24"/>
           <w:rtl w:val="0"/>
         </w:rPr>
-        <w:t xml:space="preserve"> Вислухай нас, Боже, Спасителю наш, уповання всіх кінців землі і тих, що на морі далеко, і, Милостивий, будь милостивим, Владико, до гріхів наших і помилуй нас. Бо милостивий і людинаолюбець Бог єси, і Тобі славу возсилаємо, Отцю, і Сину, і Святому Духові, нині і повсякчас, і на віки віків.</w:t>
+        <w:t xml:space="preserve"> Вислухай нас, Боже, Спасителю наш, уповання всіх кінців землі і тих, що на морі далеко, і, Милостивий, будь милостивим, Владико, до гріхів наших і помилуй нас. Бо милостивий і людинолюбний Бог єси, і Тобі славу возсилаємо, Отцю, і Сину, і Святому Духові, нині і повсякчас, і на віки віків.</w:t>
       </w:r>
     </w:p>
     <w:p>
@@ -26118,7 +26118,7 @@
           <w:szCs w:val="24"/>
           <w:rtl w:val="0"/>
         </w:rPr>
-        <w:t xml:space="preserve">Прийдіть всі сьогодні: немовлята, діти, юнаки, дівчата, людинаи з жінками і старці з юнаками, прославмо дивного і славного святителя Христового, Теодора. Світича, що освячує всяку темряву, учителя і наставника доброго для заблуканих, ангельського співмешканця і громадянина небесного, і молільника до Господа, за душі тих, що завжди почитають пам’ять його </w:t>
+        <w:t xml:space="preserve">Прийдіть всі сьогодні: немовлята, діти, юнаки, дівчата, чоловіки з жінками і старці з юнаками, прославмо дивного і славного святителя Христового, Теодора. Світича, що освячує всяку темряву, учителя і наставника доброго для заблуканих, ангельського співмешканця і громадянина небесного, і молільника до Господа, за душі тих, що завжди почитають пам’ять його </w:t>
       </w:r>
       <w:r>
         <w:rPr>
